--- a/电路/作业/实验一 元件伏安特性测量实验报告.docx
+++ b/电路/作业/实验一 元件伏安特性测量实验报告.docx
@@ -198,7 +198,7 @@
           <w:u w:val="single"/>
           <w:shd w:val="clear" w:color="auto" w:fill="FFFFFF"/>
         </w:rPr>
-        <w:t xml:space="preserve">                    </w:t>
+        <w:t xml:space="preserve">                 </w:t>
       </w:r>
     </w:p>
     <w:p>
@@ -232,7 +232,7 @@
           <w:u w:val="single"/>
           <w:shd w:val="clear" w:color="auto" w:fill="FFFFFF"/>
         </w:rPr>
-        <w:t xml:space="preserve">：        </w:t>
+        <w:t xml:space="preserve">：     </w:t>
       </w:r>
       <w:r>
         <w:rPr>
@@ -255,45 +255,14 @@
           <w:u w:val="single"/>
           <w:shd w:val="clear" w:color="auto" w:fill="FFFFFF"/>
         </w:rPr>
-        <w:t xml:space="preserve">          </w:t>
+        <w:t xml:space="preserve">      </w:t>
       </w:r>
     </w:p>
     <w:p>
       <w:pPr>
         <w:ind w:firstLine="1779" w:firstLineChars="593"/>
         <w:rPr>
-          <w:rFonts w:hint="eastAsia" w:ascii="宋体" w:hAnsi="宋体" w:cs="Arial"/>
-          <w:caps/>
-          <w:sz w:val="30"/>
-          <w:szCs w:val="30"/>
-          <w:u w:val="single"/>
-          <w:shd w:val="clear" w:color="auto" w:fill="FFFFFF"/>
-        </w:rPr>
-      </w:pPr>
-      <w:r>
-        <w:rPr>
-          <w:rFonts w:hint="eastAsia" w:ascii="宋体" w:hAnsi="宋体" w:cs="Arial"/>
-          <w:caps/>
-          <w:sz w:val="30"/>
-          <w:szCs w:val="30"/>
-          <w:shd w:val="clear" w:color="auto" w:fill="FFFFFF"/>
-        </w:rPr>
-        <w:t>年    级</w:t>
-      </w:r>
-      <w:r>
-        <w:rPr>
-          <w:rFonts w:hint="eastAsia" w:ascii="宋体" w:hAnsi="宋体" w:cs="Arial"/>
-          <w:caps/>
-          <w:sz w:val="30"/>
-          <w:szCs w:val="30"/>
-          <w:u w:val="single"/>
-          <w:shd w:val="clear" w:color="auto" w:fill="FFFFFF"/>
-        </w:rPr>
-        <w:t xml:space="preserve">：        </w:t>
-      </w:r>
-      <w:r>
-        <w:rPr>
-          <w:rFonts w:hint="eastAsia" w:ascii="宋体" w:hAnsi="宋体" w:cs="Arial"/>
+          <w:rFonts w:hint="default" w:ascii="宋体" w:hAnsi="宋体" w:eastAsia="宋体" w:cs="Arial"/>
           <w:caps/>
           <w:sz w:val="30"/>
           <w:szCs w:val="30"/>
@@ -301,52 +270,27 @@
           <w:shd w:val="clear" w:color="auto" w:fill="FFFFFF"/>
           <w:lang w:val="en-US" w:eastAsia="zh-CN"/>
         </w:rPr>
-        <w:t>大二</w:t>
-      </w:r>
+      </w:pPr>
       <w:r>
         <w:rPr>
           <w:rFonts w:hint="eastAsia" w:ascii="宋体" w:hAnsi="宋体" w:cs="Arial"/>
           <w:caps/>
           <w:sz w:val="30"/>
           <w:szCs w:val="30"/>
+          <w:shd w:val="clear" w:color="auto" w:fill="FFFFFF"/>
+        </w:rPr>
+        <w:t>年    级</w:t>
+      </w:r>
+      <w:r>
+        <w:rPr>
+          <w:rFonts w:hint="eastAsia" w:ascii="宋体" w:hAnsi="宋体" w:cs="Arial"/>
+          <w:caps/>
+          <w:sz w:val="30"/>
+          <w:szCs w:val="30"/>
           <w:u w:val="single"/>
           <w:shd w:val="clear" w:color="auto" w:fill="FFFFFF"/>
         </w:rPr>
-        <w:t xml:space="preserve">                 </w:t>
-      </w:r>
-    </w:p>
-    <w:p>
-      <w:pPr>
-        <w:ind w:firstLine="1779" w:firstLineChars="593"/>
-        <w:rPr>
-          <w:rFonts w:hint="eastAsia" w:ascii="宋体" w:hAnsi="宋体" w:cs="Arial"/>
-          <w:caps/>
-          <w:sz w:val="30"/>
-          <w:szCs w:val="30"/>
-          <w:u w:val="single"/>
-          <w:shd w:val="clear" w:color="auto" w:fill="FFFFFF"/>
-        </w:rPr>
-      </w:pPr>
-      <w:r>
-        <w:rPr>
-          <w:rFonts w:hint="eastAsia" w:ascii="宋体" w:hAnsi="宋体" w:cs="Arial"/>
-          <w:caps/>
-          <w:sz w:val="30"/>
-          <w:szCs w:val="30"/>
-          <w:shd w:val="clear" w:color="auto" w:fill="FFFFFF"/>
-        </w:rPr>
-        <w:t>课程名称</w:t>
-      </w:r>
-      <w:r>
-        <w:rPr>
-          <w:rFonts w:hint="eastAsia" w:ascii="宋体" w:hAnsi="宋体" w:cs="Arial"/>
-          <w:caps/>
-          <w:sz w:val="30"/>
-          <w:szCs w:val="30"/>
-          <w:u w:val="single"/>
-          <w:shd w:val="clear" w:color="auto" w:fill="FFFFFF"/>
-        </w:rPr>
-        <w:t xml:space="preserve">：         </w:t>
+        <w:t xml:space="preserve">：     </w:t>
       </w:r>
       <w:r>
         <w:rPr>
@@ -358,7 +302,7 @@
           <w:shd w:val="clear" w:color="auto" w:fill="FFFFFF"/>
           <w:lang w:val="en-US" w:eastAsia="zh-CN"/>
         </w:rPr>
-        <w:t>电路技术基础</w:t>
+        <w:t>大二</w:t>
       </w:r>
       <w:r>
         <w:rPr>
@@ -369,56 +313,11 @@
           <w:u w:val="single"/>
           <w:shd w:val="clear" w:color="auto" w:fill="FFFFFF"/>
         </w:rPr>
-        <w:t xml:space="preserve">                </w:t>
-      </w:r>
-    </w:p>
-    <w:p>
-      <w:pPr>
-        <w:ind w:firstLine="1423" w:firstLineChars="593"/>
+        <w:t xml:space="preserve">                 </w:t>
+      </w:r>
+      <w:r>
         <w:rPr>
           <w:rFonts w:hint="eastAsia" w:ascii="宋体" w:hAnsi="宋体" w:cs="Arial"/>
-          <w:caps/>
-          <w:sz w:val="30"/>
-          <w:szCs w:val="30"/>
-          <w:u w:val="single"/>
-          <w:shd w:val="clear" w:color="auto" w:fill="FFFFFF"/>
-        </w:rPr>
-      </w:pPr>
-      <w:r>
-        <w:rPr>
-          <w:rFonts w:ascii="宋体" w:hAnsi="宋体" w:eastAsia="宋体"/>
-          <w:b w:val="0"/>
-          <w:sz w:val="24"/>
-        </w:rPr>
-        <w:t>实验名称：实验一 元件伏安特性的测量</w:t>
-      </w:r>
-    </w:p>
-    <w:p>
-      <w:pPr>
-        <w:ind w:firstLine="1423" w:firstLineChars="593"/>
-        <w:rPr>
-          <w:rFonts w:ascii="宋体" w:hAnsi="宋体" w:cs="Arial"/>
-          <w:caps/>
-          <w:sz w:val="30"/>
-          <w:szCs w:val="30"/>
-          <w:u w:val="single"/>
-          <w:shd w:val="clear" w:color="auto" w:fill="FFFFFF"/>
-        </w:rPr>
-      </w:pPr>
-      <w:r>
-        <w:rPr>
-          <w:rFonts w:ascii="宋体" w:hAnsi="宋体" w:eastAsia="宋体"/>
-          <w:b w:val="0"/>
-          <w:sz w:val="24"/>
-        </w:rPr>
-        <w:t>实验日期：________________</w:t>
-      </w:r>
-    </w:p>
-    <w:p>
-      <w:pPr>
-        <w:ind w:firstLine="1423" w:firstLineChars="593"/>
-        <w:rPr>
-          <w:rFonts w:hint="default" w:ascii="宋体" w:hAnsi="宋体" w:eastAsia="宋体" w:cs="Arial"/>
           <w:caps/>
           <w:sz w:val="30"/>
           <w:szCs w:val="30"/>
@@ -426,12 +325,205 @@
           <w:shd w:val="clear" w:color="auto" w:fill="FFFFFF"/>
           <w:lang w:val="en-US" w:eastAsia="zh-CN"/>
         </w:rPr>
-      </w:pPr>
-      <w:r>
-        <w:rPr>
-          <w:rFonts w:ascii="宋体" w:hAnsi="宋体" w:eastAsia="宋体"/>
-          <w:b w:val="0"/>
-          <w:sz w:val="24"/>
+        <w:t xml:space="preserve">  </w:t>
+      </w:r>
+      <w:r>
+        <w:rPr>
+          <w:rFonts w:hint="eastAsia" w:ascii="宋体" w:hAnsi="宋体" w:cs="Arial"/>
+          <w:caps/>
+          <w:sz w:val="30"/>
+          <w:szCs w:val="30"/>
+          <w:u w:val="single"/>
+          <w:shd w:val="clear" w:color="auto" w:fill="FFFFFF"/>
+        </w:rPr>
+        <w:t xml:space="preserve">   </w:t>
+      </w:r>
+    </w:p>
+    <w:p>
+      <w:pPr>
+        <w:ind w:firstLine="1779" w:firstLineChars="593"/>
+        <w:rPr>
+          <w:rFonts w:hint="eastAsia" w:ascii="宋体" w:hAnsi="宋体" w:cs="Arial"/>
+          <w:caps/>
+          <w:sz w:val="30"/>
+          <w:szCs w:val="30"/>
+          <w:u w:val="single"/>
+          <w:shd w:val="clear" w:color="auto" w:fill="FFFFFF"/>
+        </w:rPr>
+      </w:pPr>
+      <w:r>
+        <w:rPr>
+          <w:rFonts w:hint="eastAsia" w:ascii="宋体" w:hAnsi="宋体" w:cs="Arial"/>
+          <w:caps/>
+          <w:sz w:val="30"/>
+          <w:szCs w:val="30"/>
+          <w:shd w:val="clear" w:color="auto" w:fill="FFFFFF"/>
+        </w:rPr>
+        <w:t>课程名称</w:t>
+      </w:r>
+      <w:r>
+        <w:rPr>
+          <w:rFonts w:hint="eastAsia" w:ascii="宋体" w:hAnsi="宋体" w:cs="Arial"/>
+          <w:caps/>
+          <w:sz w:val="30"/>
+          <w:szCs w:val="30"/>
+          <w:u w:val="single"/>
+          <w:shd w:val="clear" w:color="auto" w:fill="FFFFFF"/>
+        </w:rPr>
+        <w:t xml:space="preserve">：     </w:t>
+      </w:r>
+      <w:r>
+        <w:rPr>
+          <w:rFonts w:hint="eastAsia" w:ascii="宋体" w:hAnsi="宋体" w:cs="Arial"/>
+          <w:caps/>
+          <w:sz w:val="30"/>
+          <w:szCs w:val="30"/>
+          <w:u w:val="single"/>
+          <w:shd w:val="clear" w:color="auto" w:fill="FFFFFF"/>
+          <w:lang w:val="en-US" w:eastAsia="zh-CN"/>
+        </w:rPr>
+        <w:t>电路技术基础</w:t>
+      </w:r>
+      <w:r>
+        <w:rPr>
+          <w:rFonts w:hint="eastAsia" w:ascii="宋体" w:hAnsi="宋体" w:cs="Arial"/>
+          <w:caps/>
+          <w:sz w:val="30"/>
+          <w:szCs w:val="30"/>
+          <w:u w:val="single"/>
+          <w:shd w:val="clear" w:color="auto" w:fill="FFFFFF"/>
+        </w:rPr>
+        <w:t xml:space="preserve">              </w:t>
+      </w:r>
+    </w:p>
+    <w:p>
+      <w:pPr>
+        <w:ind w:firstLine="1779" w:firstLineChars="593"/>
+        <w:rPr>
+          <w:rFonts w:hint="default" w:ascii="宋体" w:hAnsi="宋体" w:eastAsia="宋体" w:cs="Arial"/>
+          <w:caps/>
+          <w:sz w:val="30"/>
+          <w:szCs w:val="30"/>
+          <w:u w:val="single"/>
+          <w:shd w:val="clear" w:color="auto" w:fill="FFFFFF"/>
+          <w:lang w:val="en-US" w:eastAsia="zh-CN"/>
+        </w:rPr>
+      </w:pPr>
+      <w:r>
+        <w:rPr>
+          <w:rFonts w:ascii="宋体" w:hAnsi="宋体" w:eastAsia="宋体"/>
+          <w:b w:val="0"/>
+          <w:sz w:val="30"/>
+          <w:szCs w:val="30"/>
+        </w:rPr>
+        <w:t>实验名称：</w:t>
+      </w:r>
+      <w:r>
+        <w:rPr>
+          <w:rFonts w:hint="eastAsia" w:ascii="宋体" w:hAnsi="宋体" w:cs="Arial"/>
+          <w:caps/>
+          <w:sz w:val="30"/>
+          <w:szCs w:val="30"/>
+          <w:u w:val="single"/>
+          <w:shd w:val="clear" w:color="auto" w:fill="FFFFFF"/>
+        </w:rPr>
+        <w:t xml:space="preserve">    </w:t>
+      </w:r>
+      <w:r>
+        <w:rPr>
+          <w:rFonts w:ascii="宋体" w:hAnsi="宋体" w:eastAsia="宋体"/>
+          <w:b w:val="0"/>
+          <w:sz w:val="30"/>
+          <w:szCs w:val="30"/>
+          <w:u w:val="single"/>
+        </w:rPr>
+        <w:t>实验一 元件伏安特性的测量</w:t>
+      </w:r>
+      <w:r>
+        <w:rPr>
+          <w:rFonts w:hint="eastAsia" w:ascii="宋体" w:hAnsi="宋体"/>
+          <w:b w:val="0"/>
+          <w:sz w:val="30"/>
+          <w:szCs w:val="30"/>
+          <w:u w:val="single"/>
+          <w:lang w:val="en-US" w:eastAsia="zh-CN"/>
+        </w:rPr>
+        <w:t xml:space="preserve">  </w:t>
+      </w:r>
+    </w:p>
+    <w:p>
+      <w:pPr>
+        <w:ind w:firstLine="1779" w:firstLineChars="593"/>
+        <w:rPr>
+          <w:rFonts w:hint="default" w:ascii="宋体" w:hAnsi="宋体" w:eastAsia="宋体" w:cs="Arial"/>
+          <w:caps/>
+          <w:sz w:val="30"/>
+          <w:szCs w:val="30"/>
+          <w:u w:val="single"/>
+          <w:shd w:val="clear" w:color="auto" w:fill="FFFFFF"/>
+          <w:lang w:val="en-US" w:eastAsia="zh-CN"/>
+        </w:rPr>
+      </w:pPr>
+      <w:r>
+        <w:rPr>
+          <w:rFonts w:ascii="宋体" w:hAnsi="宋体" w:eastAsia="宋体"/>
+          <w:b w:val="0"/>
+          <w:sz w:val="30"/>
+          <w:szCs w:val="30"/>
+        </w:rPr>
+        <w:t>实验日期：_____________</w:t>
+      </w:r>
+      <w:r>
+        <w:rPr>
+          <w:rFonts w:hint="eastAsia" w:ascii="宋体" w:hAnsi="宋体"/>
+          <w:b w:val="0"/>
+          <w:sz w:val="30"/>
+          <w:szCs w:val="30"/>
+          <w:u w:val="single"/>
+          <w:lang w:val="en-US" w:eastAsia="zh-CN"/>
+        </w:rPr>
+        <w:t>8.28</w:t>
+      </w:r>
+      <w:r>
+        <w:rPr>
+          <w:rFonts w:ascii="宋体" w:hAnsi="宋体" w:eastAsia="宋体"/>
+          <w:b w:val="0"/>
+          <w:sz w:val="30"/>
+          <w:szCs w:val="30"/>
+        </w:rPr>
+        <w:t>_</w:t>
+      </w:r>
+      <w:r>
+        <w:rPr>
+          <w:rFonts w:hint="eastAsia" w:ascii="宋体" w:hAnsi="宋体" w:cs="Arial"/>
+          <w:caps/>
+          <w:sz w:val="30"/>
+          <w:szCs w:val="30"/>
+          <w:u w:val="single"/>
+          <w:shd w:val="clear" w:color="auto" w:fill="FFFFFF"/>
+        </w:rPr>
+        <w:t xml:space="preserve">             </w:t>
+      </w:r>
+    </w:p>
+    <w:p>
+      <w:pPr>
+        <w:ind w:firstLine="1779" w:firstLineChars="593"/>
+        <w:rPr>
+          <w:rFonts w:hint="default" w:ascii="宋体" w:hAnsi="宋体" w:eastAsia="宋体" w:cs="Arial"/>
+          <w:caps/>
+          <w:sz w:val="30"/>
+          <w:szCs w:val="30"/>
+          <w:u w:val="single"/>
+          <w:shd w:val="clear" w:color="auto" w:fill="FFFFFF"/>
+          <w:lang w:val="en-US" w:eastAsia="zh-CN"/>
+        </w:rPr>
+      </w:pPr>
+      <w:r>
+        <w:rPr>
+          <w:rFonts w:ascii="宋体" w:hAnsi="宋体" w:eastAsia="宋体"/>
+          <w:b w:val="0"/>
+          <w:sz w:val="30"/>
+          <w:szCs w:val="30"/>
         </w:rPr>
         <w:t>指导教师：</w:t>
       </w:r>
@@ -439,10 +531,12 @@
         <w:rPr>
           <w:rFonts w:hint="eastAsia" w:ascii="宋体" w:hAnsi="宋体"/>
           <w:b w:val="0"/>
-          <w:sz w:val="24"/>
+          <w:sz w:val="30"/>
+          <w:szCs w:val="30"/>
+          <w:u w:val="single"/>
           <w:lang w:val="en-US" w:eastAsia="zh-CN"/>
         </w:rPr>
-        <w:t>chatgpt gemini deepseek</w:t>
+        <w:t xml:space="preserve">王丹，路洋                     </w:t>
       </w:r>
     </w:p>
     <w:p>
@@ -537,7 +631,24 @@
           <w:b w:val="0"/>
           <w:sz w:val="21"/>
         </w:rPr>
-        <w:t>3. 绘制二极管 IN5401 和发光二极管 D4 的正、反向伏安特性曲线，识别其非线性与单向导电特性。</w:t>
+        <w:t>3. 绘制二极管IN5401 和发光二极管 D</w:t>
+      </w:r>
+      <w:r>
+        <w:rPr>
+          <w:rFonts w:hint="eastAsia" w:ascii="宋体" w:hAnsi="宋体"/>
+          <w:b w:val="0"/>
+          <w:sz w:val="21"/>
+          <w:lang w:val="en-US" w:eastAsia="zh-CN"/>
+        </w:rPr>
+        <w:t>4</w:t>
+      </w:r>
+      <w:r>
+        <w:rPr>
+          <w:rFonts w:ascii="宋体" w:hAnsi="宋体" w:eastAsia="宋体"/>
+          <w:b w:val="0"/>
+          <w:sz w:val="21"/>
+        </w:rPr>
+        <w:t>的正、反向伏安特性曲线，识别其非线性与单向导电特性。</w:t>
       </w:r>
     </w:p>
     <w:p>
@@ -558,6 +669,11 @@
       <w:pPr>
         <w:spacing w:after="60" w:line="324" w:lineRule="auto"/>
         <w:ind w:firstLine="420"/>
+        <w:rPr>
+          <w:rFonts w:ascii="宋体" w:hAnsi="宋体" w:eastAsia="宋体"/>
+          <w:b w:val="0"/>
+          <w:sz w:val="21"/>
+        </w:rPr>
       </w:pPr>
       <w:r>
         <w:rPr>
@@ -572,24 +688,120 @@
       <w:pPr>
         <w:spacing w:after="60" w:line="324" w:lineRule="auto"/>
         <w:ind w:firstLine="420"/>
-      </w:pPr>
-      <w:r>
-        <w:rPr>
-          <w:rFonts w:ascii="宋体" w:hAnsi="宋体" w:eastAsia="宋体"/>
-          <w:b w:val="0"/>
-          <w:sz w:val="21"/>
-        </w:rPr>
-        <w:t>伏安法中，电流表应串联、电压表应并联。电流表外接时电压表读到被测支路与电流表的总电压，适宜测量小电阻；电压表外接时电流表读到被测元件与电压表支路的总电流，适宜测量大电阻。</w:t>
+        <w:rPr>
+          <w:rFonts w:ascii="宋体" w:hAnsi="宋体" w:eastAsia="宋体"/>
+          <w:b w:val="0"/>
+          <w:sz w:val="21"/>
+        </w:rPr>
+      </w:pPr>
+      <w:r>
+        <w:rPr>
+          <w:rFonts w:ascii="宋体" w:hAnsi="宋体" w:eastAsia="宋体"/>
+          <w:b w:val="0"/>
+          <w:sz w:val="21"/>
+        </w:rPr>
+        <w:t>伏安法中，电流表应串联、电压表应并联。电流表</w:t>
+      </w:r>
+      <w:r>
+        <w:rPr>
+          <w:rFonts w:hint="eastAsia" w:ascii="宋体" w:hAnsi="宋体"/>
+          <w:b w:val="0"/>
+          <w:sz w:val="21"/>
+          <w:lang w:val="en-US" w:eastAsia="zh-CN"/>
+        </w:rPr>
+        <w:t>内</w:t>
+      </w:r>
+      <w:r>
+        <w:rPr>
+          <w:rFonts w:ascii="宋体" w:hAnsi="宋体" w:eastAsia="宋体"/>
+          <w:b w:val="0"/>
+          <w:sz w:val="21"/>
+        </w:rPr>
+        <w:t>接时</w:t>
+      </w:r>
+      <w:r>
+        <w:rPr>
+          <w:rFonts w:hint="eastAsia" w:ascii="宋体" w:hAnsi="宋体" w:eastAsia="宋体"/>
+          <w:b w:val="0"/>
+          <w:sz w:val="21"/>
+          <w:lang w:eastAsia="zh-CN"/>
+        </w:rPr>
+        <w:t>，</w:t>
+      </w:r>
+      <w:r>
+        <w:rPr>
+          <w:rFonts w:ascii="宋体" w:hAnsi="宋体" w:eastAsia="宋体"/>
+          <w:b w:val="0"/>
+          <w:sz w:val="21"/>
+        </w:rPr>
+        <w:t>电压表读到被测支路与电流表的总电压，适宜测量</w:t>
+      </w:r>
+      <w:r>
+        <w:rPr>
+          <w:rFonts w:hint="eastAsia" w:ascii="宋体" w:hAnsi="宋体"/>
+          <w:b w:val="0"/>
+          <w:sz w:val="21"/>
+          <w:lang w:val="en-US" w:eastAsia="zh-CN"/>
+        </w:rPr>
+        <w:t>大</w:t>
+      </w:r>
+      <w:r>
+        <w:rPr>
+          <w:rFonts w:ascii="宋体" w:hAnsi="宋体" w:eastAsia="宋体"/>
+          <w:b w:val="0"/>
+          <w:sz w:val="21"/>
+        </w:rPr>
+        <w:t>电阻；电压表</w:t>
+      </w:r>
+      <w:r>
+        <w:rPr>
+          <w:rFonts w:hint="eastAsia" w:ascii="宋体" w:hAnsi="宋体"/>
+          <w:b w:val="0"/>
+          <w:sz w:val="21"/>
+          <w:lang w:val="en-US" w:eastAsia="zh-CN"/>
+        </w:rPr>
+        <w:t>内</w:t>
+      </w:r>
+      <w:r>
+        <w:rPr>
+          <w:rFonts w:ascii="宋体" w:hAnsi="宋体" w:eastAsia="宋体"/>
+          <w:b w:val="0"/>
+          <w:sz w:val="21"/>
+        </w:rPr>
+        <w:t>接时电流表读到被测元件与电压表支路的总电流，适宜测量</w:t>
+      </w:r>
+      <w:r>
+        <w:rPr>
+          <w:rFonts w:hint="eastAsia" w:ascii="宋体" w:hAnsi="宋体"/>
+          <w:b w:val="0"/>
+          <w:sz w:val="21"/>
+          <w:lang w:val="en-US" w:eastAsia="zh-CN"/>
+        </w:rPr>
+        <w:t>小</w:t>
+      </w:r>
+      <w:r>
+        <w:rPr>
+          <w:rFonts w:ascii="宋体" w:hAnsi="宋体" w:eastAsia="宋体"/>
+          <w:b w:val="0"/>
+          <w:sz w:val="21"/>
+        </w:rPr>
+        <w:t>电阻。</w:t>
       </w:r>
     </w:p>
     <w:p>
       <w:pPr>
         <w:spacing w:after="60" w:line="324" w:lineRule="auto"/>
         <w:ind w:firstLine="420"/>
-      </w:pPr>
-      <w:r>
-        <w:rPr>
-          <w:rFonts w:ascii="宋体" w:hAnsi="宋体" w:eastAsia="宋体"/>
+        <w:rPr>
+          <w:rFonts w:ascii="宋体" w:hAnsi="宋体" w:eastAsia="宋体"/>
+          <w:b w:val="0"/>
+          <w:sz w:val="21"/>
+        </w:rPr>
+      </w:pPr>
+      <w:r>
+        <w:rPr>
+          <w:rFonts w:ascii="宋体" w:hAnsi="宋体" w:eastAsia="宋体"/>
+          <w:b w:val="0"/>
           <w:sz w:val="21"/>
         </w:rPr>
         <w:t>对线性电阻，在温度近似恒定且处于额定工作范围内，端电压与电流满足U=RI。若以U为横轴、I为纵轴，图线为通过原点的直线，斜率为1/R；若以I为横轴、U为纵轴，斜率为R。正、反向同时测得的直线应关于原点对称，这是无方向线性元件的重要判据。</w:t>
@@ -599,10 +811,16 @@
       <w:pPr>
         <w:spacing w:after="60" w:line="324" w:lineRule="auto"/>
         <w:ind w:firstLine="420"/>
-      </w:pPr>
-      <w:r>
-        <w:rPr>
-          <w:rFonts w:ascii="宋体" w:hAnsi="宋体" w:eastAsia="宋体"/>
+        <w:rPr>
+          <w:rFonts w:ascii="宋体" w:hAnsi="宋体" w:eastAsia="宋体"/>
+          <w:b w:val="0"/>
+          <w:sz w:val="21"/>
+        </w:rPr>
+      </w:pPr>
+      <w:r>
+        <w:rPr>
+          <w:rFonts w:ascii="宋体" w:hAnsi="宋体" w:eastAsia="宋体"/>
+          <w:b w:val="0"/>
           <w:sz w:val="21"/>
         </w:rPr>
         <w:t>二极管和发光二极管属于PN结非线性元件。正向偏置时，低电压区电流很小，超过导通区后电流迅速增加；反向偏置时仅有很小的反向漏电流，未达到击穿电压前不应出现显著反向电流。发光二极管的正向压降通常高于普通硅二极管，且其测试支路中的限流电阻会共同决定外部测得的U–I曲线斜率。</w:t>
@@ -612,10 +830,16 @@
       <w:pPr>
         <w:spacing w:after="60" w:line="324" w:lineRule="auto"/>
         <w:ind w:firstLine="420"/>
-      </w:pPr>
-      <w:r>
-        <w:rPr>
-          <w:rFonts w:ascii="宋体" w:hAnsi="宋体" w:eastAsia="宋体"/>
+        <w:rPr>
+          <w:rFonts w:ascii="宋体" w:hAnsi="宋体" w:eastAsia="宋体"/>
+          <w:b w:val="0"/>
+          <w:sz w:val="21"/>
+        </w:rPr>
+      </w:pPr>
+      <w:r>
+        <w:rPr>
+          <w:rFonts w:ascii="宋体" w:hAnsi="宋体" w:eastAsia="宋体"/>
+          <w:b w:val="0"/>
           <w:sz w:val="21"/>
         </w:rPr>
         <w:t>两种伏安法的误差可由仪表内阻解释：电流表外接时，电压表测得的是被测电阻与电流表的总压降，所得电阻偏大；电压表外接时，电流表读到被测电阻电流与电压表分流电流之和，所得电阻偏小。因而小电阻宜优先采用电流表外接法，大电阻宜优先采用电压表外接法。</w:t>
@@ -1294,8 +1518,6 @@
               <w:spacing w:before="480" w:after="480"/>
               <w:jc w:val="center"/>
             </w:pPr>
-            <w:bookmarkStart w:id="0" w:name="_GoBack"/>
-            <w:bookmarkEnd w:id="0"/>
             <w:r>
               <w:drawing>
                 <wp:inline distT="0" distB="0" distL="114300" distR="114300">
@@ -1454,7 +1676,23 @@
           <w:b w:val="0"/>
           <w:sz w:val="21"/>
         </w:rPr>
-        <w:t>R≈120 Ω 的电压控制/电流控制两组正反向记录中，计算电阻主要落在118.3～119.4 Ω；相对120 Ω标称值的最大偏差约1.4%。R≈51 Ω 的记录主要落在45～55 Ω，除低电压小电流点受分辨率影响较大外，主工作区与标称值相符。正、反向数据近似关于原点对称，说明两只电阻为无方向的线性元件。</w:t>
+        <w:t>R≈120 Ω</w:t>
+      </w:r>
+      <w:r>
+        <w:rPr>
+          <w:rFonts w:hint="eastAsia" w:ascii="宋体" w:hAnsi="宋体" w:eastAsia="宋体"/>
+          <w:b w:val="0"/>
+          <w:sz w:val="21"/>
+        </w:rPr>
+        <w:t>在两种伏安法接线下的正、反向测量结果中</w:t>
+      </w:r>
+      <w:r>
+        <w:rPr>
+          <w:rFonts w:ascii="宋体" w:hAnsi="宋体" w:eastAsia="宋体"/>
+          <w:b w:val="0"/>
+          <w:sz w:val="21"/>
+        </w:rPr>
+        <w:t>，计算电阻主要落在118.3～119.4 Ω；相对120 Ω标称值的最大偏差约1.4%。R≈51 Ω 的记录主要落在45～55 Ω，除低电压小电流点受分辨率影响较大外，主工作区与标称值相符。正、反向数据近似关于原点对称，说明两只电阻为无方向的线性元件。</w:t>
       </w:r>
     </w:p>
     <w:tbl>
@@ -1829,7 +2067,59 @@
           <w:b w:val="0"/>
           <w:sz w:val="21"/>
         </w:rPr>
-        <w:t>正向记录显示：当电流由1 mA增至10 mA，端电压约从0.550 V升至0.655 V（另一接法为0.549～0.656 V），在约0.55～0.60 V附近出现明显导通区。反向0～20 V范围内电流仅约1～7 µA，远小于正向毫安量级，未出现反向击穿，体现了二极管的单向导电性。</w:t>
+        <w:t>正向记录显示：当电流由1 mA增至10 mA，端电压约从0.550 V升至0.655 V（另一接法为0.549～0.656 V），在约0.55～0.60 V附近出现明显导通区</w:t>
+      </w:r>
+      <w:r>
+        <w:rPr>
+          <w:rFonts w:hint="eastAsia" w:ascii="宋体" w:hAnsi="宋体"/>
+          <w:b w:val="0"/>
+          <w:sz w:val="21"/>
+          <w:lang w:eastAsia="zh-CN"/>
+        </w:rPr>
+        <w:t>（</w:t>
+      </w:r>
+      <w:r>
+        <w:rPr>
+          <w:rFonts w:hint="eastAsia" w:ascii="宋体" w:hAnsi="宋体"/>
+          <w:b w:val="0"/>
+          <w:sz w:val="21"/>
+          <w:lang w:val="en-US" w:eastAsia="zh-CN"/>
+        </w:rPr>
+        <w:t>其实严格来说，应该是：</w:t>
+      </w:r>
+      <w:r>
+        <w:rPr>
+          <w:rFonts w:hint="eastAsia" w:ascii="宋体" w:hAnsi="宋体"/>
+          <w:b w:val="0"/>
+          <w:sz w:val="21"/>
+          <w:lang w:eastAsia="zh-CN"/>
+        </w:rPr>
+        <w:t>在本实验 1～10 mA 的测量范围内，正向压降约为 0.55～0.66 V，随正向电压增加，电流迅速增大）</w:t>
+      </w:r>
+      <w:r>
+        <w:rPr>
+          <w:rFonts w:ascii="宋体" w:hAnsi="宋体" w:eastAsia="宋体"/>
+          <w:b w:val="0"/>
+          <w:sz w:val="21"/>
+        </w:rPr>
+        <w:t xml:space="preserve">。反向0～20 V范围内电流仅约1～7 </w:t>
+      </w:r>
+      <w:r>
+        <w:rPr>
+          <w:rFonts w:hint="eastAsia" w:ascii="宋体" w:hAnsi="宋体"/>
+          <w:b w:val="0"/>
+          <w:sz w:val="21"/>
+          <w:lang w:val="en-US" w:eastAsia="zh-CN"/>
+        </w:rPr>
+        <w:t>n</w:t>
+      </w:r>
+      <w:r>
+        <w:rPr>
+          <w:rFonts w:ascii="宋体" w:hAnsi="宋体" w:eastAsia="宋体"/>
+          <w:b w:val="0"/>
+          <w:sz w:val="21"/>
+        </w:rPr>
+        <w:t>A，远小于正向毫安量级，未出现反向击穿，体现了二极管的单向导电性。</w:t>
       </w:r>
     </w:p>
     <w:p>
@@ -1852,25 +2142,124 @@
         <w:ind w:firstLine="420"/>
       </w:pPr>
       <w:r>
-        <w:rPr>
-          <w:rFonts w:ascii="宋体" w:hAnsi="宋体" w:eastAsia="宋体"/>
-          <w:b w:val="0"/>
-          <w:sz w:val="21"/>
-        </w:rPr>
-        <w:t>以下四图分别由电子记录中实验一末尾四个表格的数据绘制。正向曲线的横轴为支路电流，纵轴为记录电压；因D4支路串有1 kΩ限流电阻，曲线反映的是带限流支路的外特性。反向电流保持在微安量级。</w:t>
-      </w:r>
-    </w:p>
-    <w:p>
-      <w:pPr>
-        <w:spacing w:after="40"/>
+        <w:t>以下四图依据手工添加的实验数据</w:t>
+      </w:r>
+      <w:r>
+        <w:rPr>
+          <w:rFonts w:hint="eastAsia"/>
+          <w:lang w:eastAsia="zh-CN"/>
+        </w:rPr>
+        <w:t>，</w:t>
+      </w:r>
+      <w:r>
+        <w:rPr>
+          <w:rFonts w:hint="eastAsia"/>
+          <w:lang w:val="en-US" w:eastAsia="zh-CN"/>
+        </w:rPr>
+        <w:t>由python脚本</w:t>
+      </w:r>
+      <w:r>
+        <w:t>绘制：线性电阻 R1=120 Ω 分别采用 u-i 和 i-u 坐标；IN5401 和高亮发光二极管在同一坐标系中绘制正、反向伏安特性。两种接法的数据分别叠加，反向漏电流按微安数据换算为毫安后保留其符号。</w:t>
+      </w:r>
+    </w:p>
+    <w:p>
+      <w:pPr>
+        <w:spacing w:before="60" w:after="120"/>
+        <w:jc w:val="center"/>
+        <w:rPr>
+          <w:rFonts w:hint="eastAsia" w:ascii="宋体" w:hAnsi="宋体" w:cs="宋体"/>
+          <w:color w:val="FF0000"/>
+          <w:sz w:val="24"/>
+          <w:szCs w:val="24"/>
+          <w:lang w:eastAsia="zh-CN"/>
+        </w:rPr>
+      </w:pPr>
+      <w:r>
+        <w:rPr>
+          <w:rFonts w:hint="eastAsia" w:ascii="宋体" w:hAnsi="宋体" w:cs="宋体"/>
+          <w:color w:val="FF0000"/>
+          <w:sz w:val="24"/>
+          <w:szCs w:val="24"/>
+          <w:lang w:val="en-US" w:eastAsia="zh-CN"/>
+        </w:rPr>
+        <w:t>注意，</w:t>
+      </w:r>
+      <w:r>
+        <w:rPr>
+          <w:rFonts w:ascii="宋体" w:hAnsi="宋体" w:eastAsia="宋体" w:cs="宋体"/>
+          <w:color w:val="FF0000"/>
+          <w:sz w:val="24"/>
+          <w:szCs w:val="24"/>
+        </w:rPr>
+        <w:t xml:space="preserve">D4 支路中有 </w:t>
+      </w:r>
+      <w:r>
+        <w:rPr>
+          <w:rStyle w:val="15"/>
+          <w:rFonts w:ascii="宋体" w:hAnsi="宋体" w:eastAsia="宋体" w:cs="宋体"/>
+          <w:color w:val="FF0000"/>
+          <w:sz w:val="24"/>
+          <w:szCs w:val="24"/>
+        </w:rPr>
+        <w:t>1 kΩ 限流电阻</w:t>
+      </w:r>
+      <w:r>
+        <w:rPr>
+          <w:rStyle w:val="15"/>
+          <w:rFonts w:hint="eastAsia" w:ascii="宋体" w:hAnsi="宋体" w:cs="宋体"/>
+          <w:color w:val="FF0000"/>
+          <w:sz w:val="24"/>
+          <w:szCs w:val="24"/>
+          <w:lang w:eastAsia="zh-CN"/>
+        </w:rPr>
+        <w:t>！</w:t>
+      </w:r>
+      <w:r>
+        <w:rPr>
+          <w:rFonts w:ascii="宋体" w:hAnsi="宋体" w:eastAsia="宋体" w:cs="宋体"/>
+          <w:color w:val="FF0000"/>
+          <w:sz w:val="24"/>
+          <w:szCs w:val="24"/>
+        </w:rPr>
+        <w:t>所以图中的横坐标实际上对应</w:t>
+      </w:r>
+      <w:r>
+        <w:rPr>
+          <w:rFonts w:hint="eastAsia" w:ascii="宋体" w:hAnsi="宋体" w:cs="宋体"/>
+          <w:color w:val="FF0000"/>
+          <w:sz w:val="24"/>
+          <w:szCs w:val="24"/>
+          <w:lang w:eastAsia="zh-CN"/>
+        </w:rPr>
+        <w:t>：</w:t>
+      </w:r>
+    </w:p>
+    <w:p>
+      <w:pPr>
+        <w:spacing w:before="60" w:after="120"/>
+        <w:jc w:val="center"/>
+      </w:pPr>
+      <w:r>
+        <w:rPr>
+          <w:rFonts w:ascii="宋体" w:hAnsi="宋体" w:eastAsia="宋体" w:cs="宋体"/>
+          <w:color w:val="FF0000"/>
+          <w:sz w:val="32"/>
+          <w:szCs w:val="32"/>
+        </w:rPr>
+        <w:t>U测​=ULED​+IRs​</w:t>
+      </w:r>
+    </w:p>
+    <w:p>
+      <w:pPr>
+        <w:spacing w:before="60" w:after="0"/>
         <w:jc w:val="center"/>
       </w:pPr>
       <w:r>
         <w:drawing>
           <wp:inline distT="0" distB="0" distL="114300" distR="114300">
-            <wp:extent cx="4247515" cy="2781300"/>
-            <wp:effectExtent l="0" t="0" r="635" b="0"/>
-            <wp:docPr id="2" name="Picture 2"/>
+            <wp:extent cx="5989320" cy="4117340"/>
+            <wp:effectExtent l="0" t="0" r="1905" b="6985"/>
+            <wp:docPr id="9" name="Picture 9"/>
             <wp:cNvGraphicFramePr>
               <a:graphicFrameLocks xmlns:a="http://schemas.openxmlformats.org/drawingml/2006/main" noChangeAspect="1"/>
             </wp:cNvGraphicFramePr>
@@ -1878,7 +2267,7 @@
               <a:graphicData uri="http://schemas.openxmlformats.org/drawingml/2006/picture">
                 <pic:pic xmlns:pic="http://schemas.openxmlformats.org/drawingml/2006/picture">
                   <pic:nvPicPr>
-                    <pic:cNvPr id="2" name="Picture 2"/>
+                    <pic:cNvPr id="9" name="Picture 9"/>
                     <pic:cNvPicPr>
                       <a:picLocks noChangeAspect="1"/>
                     </pic:cNvPicPr>
@@ -1892,7 +2281,7 @@
                   <pic:spPr>
                     <a:xfrm>
                       <a:off x="0" y="0"/>
-                      <a:ext cx="4248000" cy="2781429"/>
+                      <a:ext cx="5989320" cy="4117658"/>
                     </a:xfrm>
                     <a:prstGeom prst="rect">
                       <a:avLst/>
@@ -1907,29 +2296,102 @@
     </w:p>
     <w:p>
       <w:pPr>
-        <w:spacing w:after="120" w:line="324" w:lineRule="auto"/>
+        <w:spacing w:before="60" w:after="120"/>
         <w:jc w:val="center"/>
-      </w:pPr>
-      <w:r>
-        <w:rPr>
-          <w:rFonts w:ascii="宋体" w:hAnsi="宋体" w:eastAsia="宋体"/>
-          <w:b w:val="0"/>
-          <w:sz w:val="19"/>
-        </w:rPr>
-        <w:t>图2  D4 正向伏安特性（由附表13数据绘制）</w:t>
-      </w:r>
-    </w:p>
-    <w:p>
-      <w:pPr>
-        <w:spacing w:after="40"/>
+        <w:rPr>
+          <w:rFonts w:hint="eastAsia" w:ascii="宋体" w:hAnsi="宋体"/>
+          <w:sz w:val="21"/>
+          <w:lang w:val="en-US" w:eastAsia="zh-CN"/>
+        </w:rPr>
+      </w:pPr>
+      <w:r>
+        <w:rPr>
+          <w:rFonts w:ascii="宋体" w:hAnsi="宋体" w:eastAsia="宋体"/>
+          <w:sz w:val="21"/>
+        </w:rPr>
+        <w:t>图 2 依据手工实验数据重绘的四个伏安特性曲线</w:t>
+      </w:r>
+      <w:r>
+        <w:rPr>
+          <w:rFonts w:hint="eastAsia" w:ascii="宋体" w:hAnsi="宋体"/>
+          <w:sz w:val="21"/>
+          <w:lang w:eastAsia="zh-CN"/>
+        </w:rPr>
+        <w:t>，</w:t>
+      </w:r>
+      <w:r>
+        <w:rPr>
+          <w:rFonts w:hint="eastAsia" w:ascii="宋体" w:hAnsi="宋体"/>
+          <w:sz w:val="21"/>
+          <w:lang w:val="en-US" w:eastAsia="zh-CN"/>
+        </w:rPr>
+        <w:t>严格来说，（d）应该叫做：</w:t>
+      </w:r>
+    </w:p>
+    <w:p>
+      <w:pPr>
+        <w:spacing w:before="60" w:after="120"/>
         <w:jc w:val="center"/>
-      </w:pPr>
-      <w:r>
+        <w:rPr>
+          <w:rFonts w:hint="eastAsia" w:ascii="宋体" w:hAnsi="宋体" w:eastAsia="宋体"/>
+          <w:color w:val="FF0000"/>
+          <w:sz w:val="21"/>
+          <w:lang w:val="en-US" w:eastAsia="zh-CN"/>
+        </w:rPr>
+      </w:pPr>
+      <w:r>
+        <w:rPr>
+          <w:rFonts w:hint="eastAsia" w:ascii="宋体" w:hAnsi="宋体"/>
+          <w:color w:val="FF0000"/>
+          <w:sz w:val="21"/>
+          <w:lang w:val="en-US" w:eastAsia="zh-CN"/>
+        </w:rPr>
+        <w:t>“</w:t>
+      </w:r>
+      <w:r>
+        <w:rPr>
+          <w:rFonts w:ascii="宋体" w:hAnsi="宋体" w:eastAsia="宋体" w:cs="宋体"/>
+          <w:color w:val="FF0000"/>
+          <w:sz w:val="24"/>
+          <w:szCs w:val="24"/>
+        </w:rPr>
+        <w:t>含 1 kΩ 限流电阻的 D4 测试支路外部伏安特性</w:t>
+      </w:r>
+      <w:r>
+        <w:rPr>
+          <w:rFonts w:hint="eastAsia" w:ascii="宋体" w:hAnsi="宋体" w:cs="宋体"/>
+          <w:color w:val="FF0000"/>
+          <w:sz w:val="24"/>
+          <w:szCs w:val="24"/>
+          <w:lang w:eastAsia="zh-CN"/>
+        </w:rPr>
+        <w:t>”</w:t>
+      </w:r>
+    </w:p>
+    <w:p>
+      <w:pPr>
+        <w:spacing w:before="60" w:after="120"/>
+        <w:jc w:val="both"/>
+        <w:rPr>
+          <w:rFonts w:hint="eastAsia" w:ascii="宋体" w:hAnsi="宋体" w:eastAsia="宋体" w:cs="宋体"/>
+          <w:color w:val="0000FF"/>
+          <w:sz w:val="24"/>
+          <w:szCs w:val="24"/>
+          <w:lang w:eastAsia="zh-CN"/>
+        </w:rPr>
+      </w:pPr>
+      <w:r>
+        <w:rPr>
+          <w:rFonts w:hint="eastAsia" w:ascii="宋体" w:hAnsi="宋体" w:eastAsia="宋体" w:cs="宋体"/>
+          <w:sz w:val="24"/>
+          <w:szCs w:val="24"/>
+          <w:lang w:eastAsia="zh-CN"/>
+        </w:rPr>
         <w:drawing>
           <wp:inline distT="0" distB="0" distL="114300" distR="114300">
-            <wp:extent cx="4247515" cy="2781300"/>
-            <wp:effectExtent l="0" t="0" r="635" b="0"/>
-            <wp:docPr id="3" name="Picture 3"/>
+            <wp:extent cx="5236845" cy="3429000"/>
+            <wp:effectExtent l="0" t="0" r="1905" b="0"/>
+            <wp:docPr id="2" name="图片 2" descr="D4"/>
             <wp:cNvGraphicFramePr>
               <a:graphicFrameLocks xmlns:a="http://schemas.openxmlformats.org/drawingml/2006/main" noChangeAspect="1"/>
             </wp:cNvGraphicFramePr>
@@ -1937,7 +2399,7 @@
               <a:graphicData uri="http://schemas.openxmlformats.org/drawingml/2006/picture">
                 <pic:pic xmlns:pic="http://schemas.openxmlformats.org/drawingml/2006/picture">
                   <pic:nvPicPr>
-                    <pic:cNvPr id="3" name="Picture 3"/>
+                    <pic:cNvPr id="2" name="图片 2" descr="D4"/>
                     <pic:cNvPicPr>
                       <a:picLocks noChangeAspect="1"/>
                     </pic:cNvPicPr>
@@ -1951,7 +2413,7 @@
                   <pic:spPr>
                     <a:xfrm>
                       <a:off x="0" y="0"/>
-                      <a:ext cx="4248000" cy="2781429"/>
+                      <a:ext cx="5236845" cy="3429000"/>
                     </a:xfrm>
                     <a:prstGeom prst="rect">
                       <a:avLst/>
@@ -1966,140 +2428,37 @@
     </w:p>
     <w:p>
       <w:pPr>
-        <w:spacing w:after="120" w:line="324" w:lineRule="auto"/>
+        <w:spacing w:before="60" w:after="120"/>
         <w:jc w:val="center"/>
-      </w:pPr>
-      <w:r>
-        <w:rPr>
-          <w:rFonts w:ascii="宋体" w:hAnsi="宋体" w:eastAsia="宋体"/>
-          <w:b w:val="0"/>
-          <w:sz w:val="19"/>
-        </w:rPr>
-        <w:t>图3  D4 反向伏安特性（由附表14数据绘制）</w:t>
-      </w:r>
-    </w:p>
-    <w:p>
-      <w:pPr>
-        <w:spacing w:after="40"/>
+        <w:rPr>
+          <w:rFonts w:hint="default" w:ascii="宋体" w:hAnsi="宋体" w:eastAsia="宋体" w:cs="宋体"/>
+          <w:b/>
+          <w:bCs/>
+          <w:color w:val="0000FF"/>
+          <w:sz w:val="24"/>
+          <w:szCs w:val="24"/>
+          <w:lang w:val="en-US" w:eastAsia="zh-CN"/>
+        </w:rPr>
+      </w:pPr>
+      <w:bookmarkStart w:id="0" w:name="_GoBack"/>
+      <w:bookmarkEnd w:id="0"/>
+      <w:r>
+        <w:rPr>
+          <w:rFonts w:hint="eastAsia" w:ascii="宋体" w:hAnsi="宋体" w:cs="宋体"/>
+          <w:b/>
+          <w:bCs/>
+          <w:color w:val="0000FF"/>
+          <w:sz w:val="24"/>
+          <w:szCs w:val="24"/>
+          <w:lang w:val="en-US" w:eastAsia="zh-CN"/>
+        </w:rPr>
+        <w:t>这才是D4的伏安特性曲线</w:t>
+      </w:r>
+    </w:p>
+    <w:p>
+      <w:pPr>
+        <w:spacing w:before="60" w:after="120"/>
         <w:jc w:val="center"/>
-      </w:pPr>
-      <w:r>
-        <w:drawing>
-          <wp:inline distT="0" distB="0" distL="114300" distR="114300">
-            <wp:extent cx="4247515" cy="2781300"/>
-            <wp:effectExtent l="0" t="0" r="635" b="0"/>
-            <wp:docPr id="4" name="Picture 4"/>
-            <wp:cNvGraphicFramePr>
-              <a:graphicFrameLocks xmlns:a="http://schemas.openxmlformats.org/drawingml/2006/main" noChangeAspect="1"/>
-            </wp:cNvGraphicFramePr>
-            <a:graphic xmlns:a="http://schemas.openxmlformats.org/drawingml/2006/main">
-              <a:graphicData uri="http://schemas.openxmlformats.org/drawingml/2006/picture">
-                <pic:pic xmlns:pic="http://schemas.openxmlformats.org/drawingml/2006/picture">
-                  <pic:nvPicPr>
-                    <pic:cNvPr id="4" name="Picture 4"/>
-                    <pic:cNvPicPr>
-                      <a:picLocks noChangeAspect="1"/>
-                    </pic:cNvPicPr>
-                  </pic:nvPicPr>
-                  <pic:blipFill>
-                    <a:blip r:embed="rId14"/>
-                    <a:stretch>
-                      <a:fillRect/>
-                    </a:stretch>
-                  </pic:blipFill>
-                  <pic:spPr>
-                    <a:xfrm>
-                      <a:off x="0" y="0"/>
-                      <a:ext cx="4248000" cy="2781429"/>
-                    </a:xfrm>
-                    <a:prstGeom prst="rect">
-                      <a:avLst/>
-                    </a:prstGeom>
-                  </pic:spPr>
-                </pic:pic>
-              </a:graphicData>
-            </a:graphic>
-          </wp:inline>
-        </w:drawing>
-      </w:r>
-    </w:p>
-    <w:p>
-      <w:pPr>
-        <w:spacing w:after="120" w:line="324" w:lineRule="auto"/>
-        <w:jc w:val="center"/>
-      </w:pPr>
-      <w:r>
-        <w:rPr>
-          <w:rFonts w:ascii="宋体" w:hAnsi="宋体" w:eastAsia="宋体"/>
-          <w:b w:val="0"/>
-          <w:sz w:val="19"/>
-        </w:rPr>
-        <w:t>图4  D4 正向伏安特性（由附表15数据绘制）</w:t>
-      </w:r>
-    </w:p>
-    <w:p>
-      <w:pPr>
-        <w:spacing w:after="40"/>
-        <w:jc w:val="center"/>
-      </w:pPr>
-      <w:r>
-        <w:drawing>
-          <wp:inline distT="0" distB="0" distL="114300" distR="114300">
-            <wp:extent cx="4247515" cy="2781300"/>
-            <wp:effectExtent l="0" t="0" r="635" b="0"/>
-            <wp:docPr id="5" name="Picture 5"/>
-            <wp:cNvGraphicFramePr>
-              <a:graphicFrameLocks xmlns:a="http://schemas.openxmlformats.org/drawingml/2006/main" noChangeAspect="1"/>
-            </wp:cNvGraphicFramePr>
-            <a:graphic xmlns:a="http://schemas.openxmlformats.org/drawingml/2006/main">
-              <a:graphicData uri="http://schemas.openxmlformats.org/drawingml/2006/picture">
-                <pic:pic xmlns:pic="http://schemas.openxmlformats.org/drawingml/2006/picture">
-                  <pic:nvPicPr>
-                    <pic:cNvPr id="5" name="Picture 5"/>
-                    <pic:cNvPicPr>
-                      <a:picLocks noChangeAspect="1"/>
-                    </pic:cNvPicPr>
-                  </pic:nvPicPr>
-                  <pic:blipFill>
-                    <a:blip r:embed="rId15"/>
-                    <a:stretch>
-                      <a:fillRect/>
-                    </a:stretch>
-                  </pic:blipFill>
-                  <pic:spPr>
-                    <a:xfrm>
-                      <a:off x="0" y="0"/>
-                      <a:ext cx="4248000" cy="2781429"/>
-                    </a:xfrm>
-                    <a:prstGeom prst="rect">
-                      <a:avLst/>
-                    </a:prstGeom>
-                  </pic:spPr>
-                </pic:pic>
-              </a:graphicData>
-            </a:graphic>
-          </wp:inline>
-        </w:drawing>
-      </w:r>
-    </w:p>
-    <w:p>
-      <w:pPr>
-        <w:spacing w:after="120" w:line="324" w:lineRule="auto"/>
-        <w:jc w:val="center"/>
-      </w:pPr>
-      <w:r>
-        <w:rPr>
-          <w:rFonts w:ascii="宋体" w:hAnsi="宋体" w:eastAsia="宋体"/>
-          <w:b w:val="0"/>
-          <w:sz w:val="19"/>
-        </w:rPr>
-        <w:t>图5  D4 反向伏安特性（由附表16数据绘制）</w:t>
-      </w:r>
-    </w:p>
-    <w:p>
-      <w:pPr>
-        <w:spacing w:after="60" w:line="324" w:lineRule="auto"/>
-        <w:ind w:firstLine="420"/>
       </w:pPr>
       <w:r>
         <w:rPr>
@@ -2273,7 +2632,7 @@
   <w:docDefaults>
     <w:rPrDefault>
       <w:rPr>
-        <w:rFonts w:asciiTheme="minorHAnsi" w:hAnsiTheme="minorHAnsi" w:eastAsiaTheme="minorEastAsia" w:cstheme="minorBidi"/>
+        <w:rFonts w:ascii="Times New Roman" w:hAnsi="Times New Roman" w:eastAsia="宋体" w:cs="Times New Roman"/>
       </w:rPr>
     </w:rPrDefault>
     <w:pPrDefault/>
@@ -2553,7 +2912,7 @@
     <w:name w:val="heading 1"/>
     <w:basedOn w:val="1"/>
     <w:next w:val="1"/>
-    <w:link w:val="15"/>
+    <w:link w:val="16"/>
     <w:qFormat/>
     <w:uiPriority w:val="9"/>
     <w:pPr>
@@ -2575,7 +2934,7 @@
     <w:name w:val="heading 2"/>
     <w:basedOn w:val="1"/>
     <w:next w:val="1"/>
-    <w:link w:val="16"/>
+    <w:link w:val="17"/>
     <w:semiHidden/>
     <w:unhideWhenUsed/>
     <w:qFormat/>
@@ -2599,7 +2958,7 @@
     <w:name w:val="heading 3"/>
     <w:basedOn w:val="1"/>
     <w:next w:val="1"/>
-    <w:link w:val="17"/>
+    <w:link w:val="18"/>
     <w:semiHidden/>
     <w:unhideWhenUsed/>
     <w:qFormat/>
@@ -2623,7 +2982,7 @@
     <w:name w:val="heading 4"/>
     <w:basedOn w:val="1"/>
     <w:next w:val="1"/>
-    <w:link w:val="18"/>
+    <w:link w:val="19"/>
     <w:semiHidden/>
     <w:unhideWhenUsed/>
     <w:qFormat/>
@@ -2647,7 +3006,7 @@
     <w:name w:val="heading 5"/>
     <w:basedOn w:val="1"/>
     <w:next w:val="1"/>
-    <w:link w:val="19"/>
+    <w:link w:val="20"/>
     <w:semiHidden/>
     <w:unhideWhenUsed/>
     <w:qFormat/>
@@ -2670,7 +3029,7 @@
     <w:name w:val="heading 6"/>
     <w:basedOn w:val="1"/>
     <w:next w:val="1"/>
-    <w:link w:val="20"/>
+    <w:link w:val="21"/>
     <w:semiHidden/>
     <w:unhideWhenUsed/>
     <w:qFormat/>
@@ -2695,7 +3054,7 @@
     <w:name w:val="heading 7"/>
     <w:basedOn w:val="1"/>
     <w:next w:val="1"/>
-    <w:link w:val="21"/>
+    <w:link w:val="22"/>
     <w:semiHidden/>
     <w:unhideWhenUsed/>
     <w:qFormat/>
@@ -2728,7 +3087,7 @@
     <w:name w:val="heading 8"/>
     <w:basedOn w:val="1"/>
     <w:next w:val="1"/>
-    <w:link w:val="22"/>
+    <w:link w:val="23"/>
     <w:semiHidden/>
     <w:unhideWhenUsed/>
     <w:qFormat/>
@@ -2759,7 +3118,7 @@
     <w:name w:val="heading 9"/>
     <w:basedOn w:val="1"/>
     <w:next w:val="1"/>
-    <w:link w:val="23"/>
+    <w:link w:val="24"/>
     <w:semiHidden/>
     <w:unhideWhenUsed/>
     <w:qFormat/>
@@ -2812,7 +3171,7 @@
     <w:name w:val="Subtitle"/>
     <w:basedOn w:val="1"/>
     <w:next w:val="1"/>
-    <w:link w:val="25"/>
+    <w:link w:val="26"/>
     <w:qFormat/>
     <w:uiPriority w:val="11"/>
     <w:pPr>
@@ -2840,7 +3199,7 @@
     <w:name w:val="Title"/>
     <w:basedOn w:val="1"/>
     <w:next w:val="1"/>
-    <w:link w:val="24"/>
+    <w:link w:val="25"/>
     <w:qFormat/>
     <w:uiPriority w:val="10"/>
     <w:pPr>
@@ -2857,7 +3216,16 @@
       <w14:ligatures w14:val="standardContextual"/>
     </w:rPr>
   </w:style>
-  <w:style w:type="character" w:customStyle="1" w:styleId="15">
+  <w:style w:type="character" w:styleId="15">
+    <w:name w:val="Strong"/>
+    <w:basedOn w:val="14"/>
+    <w:qFormat/>
+    <w:uiPriority w:val="22"/>
+    <w:rPr>
+      <w:b/>
+    </w:rPr>
+  </w:style>
+  <w:style w:type="character" w:customStyle="1" w:styleId="16">
     <w:name w:val="标题 1 字符"/>
     <w:basedOn w:val="14"/>
     <w:link w:val="2"/>
@@ -2870,7 +3238,7 @@
       <w:szCs w:val="48"/>
     </w:rPr>
   </w:style>
-  <w:style w:type="character" w:customStyle="1" w:styleId="16">
+  <w:style w:type="character" w:customStyle="1" w:styleId="17">
     <w:name w:val="标题 2 字符"/>
     <w:basedOn w:val="14"/>
     <w:link w:val="3"/>
@@ -2884,7 +3252,7 @@
       <w:szCs w:val="40"/>
     </w:rPr>
   </w:style>
-  <w:style w:type="character" w:customStyle="1" w:styleId="17">
+  <w:style w:type="character" w:customStyle="1" w:styleId="18">
     <w:name w:val="标题 3 字符"/>
     <w:basedOn w:val="14"/>
     <w:link w:val="4"/>
@@ -2898,7 +3266,7 @@
       <w:szCs w:val="32"/>
     </w:rPr>
   </w:style>
-  <w:style w:type="character" w:customStyle="1" w:styleId="18">
+  <w:style w:type="character" w:customStyle="1" w:styleId="19">
     <w:name w:val="标题 4 字符"/>
     <w:basedOn w:val="14"/>
     <w:link w:val="5"/>
@@ -2912,7 +3280,7 @@
       <w:szCs w:val="28"/>
     </w:rPr>
   </w:style>
-  <w:style w:type="character" w:customStyle="1" w:styleId="19">
+  <w:style w:type="character" w:customStyle="1" w:styleId="20">
     <w:name w:val="标题 5 字符"/>
     <w:basedOn w:val="14"/>
     <w:link w:val="6"/>
@@ -2925,7 +3293,7 @@
       <w:sz w:val="24"/>
     </w:rPr>
   </w:style>
-  <w:style w:type="character" w:customStyle="1" w:styleId="20">
+  <w:style w:type="character" w:customStyle="1" w:styleId="21">
     <w:name w:val="标题 6 字符"/>
     <w:basedOn w:val="14"/>
     <w:link w:val="7"/>
@@ -2939,7 +3307,7 @@
       <w:color w:val="104862" w:themeColor="accent1" w:themeShade="BF"/>
     </w:rPr>
   </w:style>
-  <w:style w:type="character" w:customStyle="1" w:styleId="21">
+  <w:style w:type="character" w:customStyle="1" w:styleId="22">
     <w:name w:val="标题 7 字符"/>
     <w:basedOn w:val="14"/>
     <w:link w:val="8"/>
@@ -2961,7 +3329,7 @@
       </w14:textFill>
     </w:rPr>
   </w:style>
-  <w:style w:type="character" w:customStyle="1" w:styleId="22">
+  <w:style w:type="character" w:customStyle="1" w:styleId="23">
     <w:name w:val="标题 8 字符"/>
     <w:basedOn w:val="14"/>
     <w:link w:val="9"/>
@@ -2981,7 +3349,7 @@
       </w14:textFill>
     </w:rPr>
   </w:style>
-  <w:style w:type="character" w:customStyle="1" w:styleId="23">
+  <w:style w:type="character" w:customStyle="1" w:styleId="24">
     <w:name w:val="标题 9 字符"/>
     <w:basedOn w:val="14"/>
     <w:link w:val="10"/>
@@ -3001,7 +3369,7 @@
       </w14:textFill>
     </w:rPr>
   </w:style>
-  <w:style w:type="character" w:customStyle="1" w:styleId="24">
+  <w:style w:type="character" w:customStyle="1" w:styleId="25">
     <w:name w:val="标题 字符"/>
     <w:basedOn w:val="14"/>
     <w:link w:val="12"/>
@@ -3015,7 +3383,7 @@
       <w:szCs w:val="56"/>
     </w:rPr>
   </w:style>
-  <w:style w:type="character" w:customStyle="1" w:styleId="25">
+  <w:style w:type="character" w:customStyle="1" w:styleId="26">
     <w:name w:val="副标题 字符"/>
     <w:basedOn w:val="14"/>
     <w:link w:val="11"/>
@@ -3037,11 +3405,11 @@
       </w14:textFill>
     </w:rPr>
   </w:style>
-  <w:style w:type="paragraph" w:styleId="26">
+  <w:style w:type="paragraph" w:styleId="27">
     <w:name w:val="Quote"/>
     <w:basedOn w:val="1"/>
     <w:next w:val="1"/>
-    <w:link w:val="27"/>
+    <w:link w:val="28"/>
     <w:qFormat/>
     <w:uiPriority w:val="29"/>
     <w:pPr>
@@ -3065,10 +3433,10 @@
       <w14:ligatures w14:val="standardContextual"/>
     </w:rPr>
   </w:style>
-  <w:style w:type="character" w:customStyle="1" w:styleId="27">
+  <w:style w:type="character" w:customStyle="1" w:styleId="28">
     <w:name w:val="引用 字符"/>
     <w:basedOn w:val="14"/>
-    <w:link w:val="26"/>
+    <w:link w:val="27"/>
     <w:qFormat/>
     <w:uiPriority w:val="29"/>
     <w:rPr>
@@ -3085,7 +3453,7 @@
       </w14:textFill>
     </w:rPr>
   </w:style>
-  <w:style w:type="paragraph" w:styleId="28">
+  <w:style w:type="paragraph" w:styleId="29">
     <w:name w:val="List Paragraph"/>
     <w:basedOn w:val="1"/>
     <w:qFormat/>
@@ -3102,7 +3470,7 @@
       <w14:ligatures w14:val="standardContextual"/>
     </w:rPr>
   </w:style>
-  <w:style w:type="character" w:customStyle="1" w:styleId="29">
+  <w:style w:type="character" w:customStyle="1" w:styleId="30">
     <w:name w:val="Intense Emphasis"/>
     <w:basedOn w:val="14"/>
     <w:qFormat/>
@@ -3113,11 +3481,11 @@
       <w:color w:val="104862" w:themeColor="accent1" w:themeShade="BF"/>
     </w:rPr>
   </w:style>
-  <w:style w:type="paragraph" w:styleId="30">
+  <w:style w:type="paragraph" w:styleId="31">
     <w:name w:val="Intense Quote"/>
     <w:basedOn w:val="1"/>
     <w:next w:val="1"/>
-    <w:link w:val="31"/>
+    <w:link w:val="32"/>
     <w:qFormat/>
     <w:uiPriority w:val="30"/>
     <w:pPr>
@@ -3138,10 +3506,10 @@
       <w14:ligatures w14:val="standardContextual"/>
     </w:rPr>
   </w:style>
-  <w:style w:type="character" w:customStyle="1" w:styleId="31">
+  <w:style w:type="character" w:customStyle="1" w:styleId="32">
     <w:name w:val="明显引用 字符"/>
     <w:basedOn w:val="14"/>
-    <w:link w:val="30"/>
+    <w:link w:val="31"/>
     <w:qFormat/>
     <w:uiPriority w:val="30"/>
     <w:rPr>
@@ -3150,7 +3518,7 @@
       <w:color w:val="104862" w:themeColor="accent1" w:themeShade="BF"/>
     </w:rPr>
   </w:style>
-  <w:style w:type="character" w:customStyle="1" w:styleId="32">
+  <w:style w:type="character" w:customStyle="1" w:styleId="33">
     <w:name w:val="Intense Reference"/>
     <w:basedOn w:val="14"/>
     <w:qFormat/>
